--- a/learning_diary.docx
+++ b/learning_diary.docx
@@ -1015,7 +1015,55 @@
         <w:rPr>
           <w:lang w:val="en-US"/>
         </w:rPr>
-        <w:t>I wrote the app by following the tutorial. There is honestly not much to say about it as I already said it in the last paragraph. The most usual problem I had when I tried to write it really fast and forget keywords like return or parenthesis to call a function. This always took like half an hour to get down to the problem why it does not work. Also I decided to not use CRA and use Vite instead to power the react app and that required some additional changes. In the end, it works fine and does not contain deprecated libraries (mostly).</w:t>
+        <w:t xml:space="preserve">I wrote the app by following the tutorial. There is honestly not much to say about it as I already </w:t>
+      </w:r>
+      <w:r>
+        <w:rPr>
+          <w:lang w:val="en-US"/>
+        </w:rPr>
+        <w:t>said</w:t>
+      </w:r>
+      <w:r>
+        <w:rPr>
+          <w:lang w:val="en-US"/>
+        </w:rPr>
+        <w:t xml:space="preserve"> in the last paragraph. The most usual problem I had </w:t>
+      </w:r>
+      <w:r>
+        <w:rPr>
+          <w:lang w:val="en-US"/>
+        </w:rPr>
+        <w:t>was when</w:t>
+      </w:r>
+      <w:r>
+        <w:rPr>
+          <w:lang w:val="en-US"/>
+        </w:rPr>
+        <w:t xml:space="preserve"> I tried to write it really fast and forget keywords like return or parenthesis to call a function. This always took like half an hour to get down to the </w:t>
+      </w:r>
+      <w:r>
+        <w:rPr>
+          <w:lang w:val="en-US"/>
+        </w:rPr>
+        <w:t>problem of</w:t>
+      </w:r>
+      <w:r>
+        <w:rPr>
+          <w:lang w:val="en-US"/>
+        </w:rPr>
+        <w:t xml:space="preserve"> why it does not work. </w:t>
+      </w:r>
+      <w:r>
+        <w:rPr>
+          <w:lang w:val="en-US"/>
+        </w:rPr>
+        <w:t>Also,</w:t>
+      </w:r>
+      <w:r>
+        <w:rPr>
+          <w:lang w:val="en-US"/>
+        </w:rPr>
+        <w:t xml:space="preserve"> I decided to not use CRA and use Vite instead to power the react app and that required some additional changes. In the end, it works fine and does not contain deprecated libraries (mostly).</w:t>
       </w:r>
     </w:p>
     <w:p>
@@ -1075,7 +1123,31 @@
         <w:rPr>
           <w:lang w:val="en-US"/>
         </w:rPr>
-        <w:t xml:space="preserve"> functional endpoint to create post with image and then displaying them in the app. The biggest problem was the </w:t>
+        <w:t xml:space="preserve"> functional endpoint to create </w:t>
+      </w:r>
+      <w:r>
+        <w:rPr>
+          <w:lang w:val="en-US"/>
+        </w:rPr>
+        <w:t>posts</w:t>
+      </w:r>
+      <w:r>
+        <w:rPr>
+          <w:lang w:val="en-US"/>
+        </w:rPr>
+        <w:t xml:space="preserve"> with </w:t>
+      </w:r>
+      <w:r>
+        <w:rPr>
+          <w:lang w:val="en-US"/>
+        </w:rPr>
+        <w:t>images</w:t>
+      </w:r>
+      <w:r>
+        <w:rPr>
+          <w:lang w:val="en-US"/>
+        </w:rPr>
+        <w:t xml:space="preserve"> and then displaying them in the app. The biggest problem was the </w:t>
       </w:r>
       <w:r>
         <w:rPr>
@@ -1197,7 +1269,19 @@
         <w:rPr>
           <w:lang w:val="en-US"/>
         </w:rPr>
-        <w:t xml:space="preserve">I finished the project today. First, I though that I was out of the woods after the image displaying and reactions were done but I was mistaken, deeply. </w:t>
+        <w:t xml:space="preserve">I finished the project today. First, I </w:t>
+      </w:r>
+      <w:r>
+        <w:rPr>
+          <w:lang w:val="en-US"/>
+        </w:rPr>
+        <w:t>thought</w:t>
+      </w:r>
+      <w:r>
+        <w:rPr>
+          <w:lang w:val="en-US"/>
+        </w:rPr>
+        <w:t xml:space="preserve"> that I was out of the woods after the image displaying and reactions were done but I was mistaken, deeply. </w:t>
       </w:r>
       <w:r>
         <w:rPr>
@@ -1230,7 +1314,19 @@
         <w:rPr>
           <w:lang w:val="en-US"/>
         </w:rPr>
-        <w:t xml:space="preserve"> In the add I added some styling and it was finished.</w:t>
+        <w:t xml:space="preserve"> In the </w:t>
+      </w:r>
+      <w:r>
+        <w:rPr>
+          <w:lang w:val="en-US"/>
+        </w:rPr>
+        <w:t xml:space="preserve">end </w:t>
+      </w:r>
+      <w:r>
+        <w:rPr>
+          <w:lang w:val="en-US"/>
+        </w:rPr>
+        <w:t>I added some styling and it was finished.</w:t>
       </w:r>
     </w:p>
     <w:sectPr>
